--- a/flow/20230927_hours/drafts/2024-01-g/14.01.docx
+++ b/flow/20230927_hours/drafts/2024-01-g/14.01.docx
@@ -1495,14 +1495,28 @@
           <w:color w:val="FF0000"/>
           <w:sz w:val="24"/>
         </w:rPr>
-        <w:t>Тропар (г. 3):</w:t>
-      </w:r>
-      <w:r>
-        <w:rPr>
-          <w:rFonts w:ascii="Times New Roman" w:hAnsi="Times New Roman"/>
-          <w:sz w:val="24"/>
-        </w:rPr>
-        <w:t xml:space="preserve"> Нехай веселиться небесні, нехай радуються земнії, * бо сотворив владу рукою своєю Господь, * подолав смертю смерть, первенцем мертвих став, * з безодні аду ізбавив нас і подав світові велику милість.</w:t>
+        <w:t xml:space="preserve">Тропар (г. 8): </w:t>
+      </w:r>
+      <w:r>
+        <w:rPr>
+          <w:rFonts w:ascii="Times New Roman" w:hAnsi="Times New Roman"/>
+          <w:sz w:val="24"/>
+        </w:rPr>
+        <w:t xml:space="preserve">З висоти зійшов Ти, Милосердний, * погребення прийняв Ти тридневне, * щоб нас визволити </w:t>
+      </w:r>
+      <w:r>
+        <w:rPr>
+          <w:rFonts w:ascii="Times New Roman" w:hAnsi="Times New Roman"/>
+          <w:sz w:val="24"/>
+        </w:rPr>
+        <w:t>від страстей. * Життя і воскресі</w:t>
+      </w:r>
+      <w:r>
+        <w:rPr>
+          <w:rFonts w:ascii="Times New Roman" w:hAnsi="Times New Roman"/>
+          <w:sz w:val="24"/>
+        </w:rPr>
+        <w:t>ння наше, * Господи, слава Тобі.</w:t>
       </w:r>
     </w:p>
     <w:p>
@@ -2008,14 +2022,35 @@
           <w:color w:val="FF0000"/>
           <w:sz w:val="24"/>
         </w:rPr>
-        <w:t>Кондак (г. 3):</w:t>
-      </w:r>
-      <w:r>
-        <w:rPr>
-          <w:rFonts w:ascii="Times New Roman" w:hAnsi="Times New Roman"/>
-          <w:sz w:val="24"/>
-        </w:rPr>
-        <w:t xml:space="preserve"> Воскрес Ти днесь із гробу, Щедрий, * і нас возвів Ти із врат смертних, * днесь Адам ликує і радується Єва, * а разом пророки з патріархами неперестанно оспівують * божественну могутність влади Твоєї.</w:t>
+        <w:t>Кондак (г. 8):</w:t>
+      </w:r>
+      <w:r>
+        <w:rPr>
+          <w:rFonts w:ascii="Times New Roman" w:hAnsi="Times New Roman"/>
+          <w:sz w:val="24"/>
+        </w:rPr>
+        <w:t xml:space="preserve"> Воскресши</w:t>
+      </w:r>
+      <w:r>
+        <w:rPr>
+          <w:rFonts w:ascii="Times New Roman" w:hAnsi="Times New Roman"/>
+          <w:sz w:val="24"/>
+        </w:rPr>
+        <w:t xml:space="preserve"> з гробу, * умерлих воздвигнув Ти * і Адама воскресив Ти</w:t>
+      </w:r>
+      <w:r>
+        <w:rPr>
+          <w:rFonts w:ascii="Times New Roman" w:hAnsi="Times New Roman"/>
+          <w:sz w:val="24"/>
+        </w:rPr>
+        <w:t>, * і Єва ликує в твоїм воскресі</w:t>
+      </w:r>
+      <w:r>
+        <w:rPr>
+          <w:rFonts w:ascii="Times New Roman" w:hAnsi="Times New Roman"/>
+          <w:sz w:val="24"/>
+        </w:rPr>
+        <w:t>нні, * і світу кінці торжествують * востання Твоє, * Многомилостивий.</w:t>
       </w:r>
     </w:p>
     <w:p>
@@ -4467,14 +4502,28 @@
           <w:color w:val="FF0000"/>
           <w:sz w:val="24"/>
         </w:rPr>
-        <w:t>Тропар (г. 3):</w:t>
-      </w:r>
-      <w:r>
-        <w:rPr>
-          <w:rFonts w:ascii="Times New Roman" w:hAnsi="Times New Roman"/>
-          <w:sz w:val="24"/>
-        </w:rPr>
-        <w:t xml:space="preserve"> Нехай веселиться небесні, нехай радуються земнії, * бо сотворив владу рукою своєю Господь, * подолав смертю смерть, первенцем мертвих став, * з безодні аду ізбавив нас і подав світові велику милість.</w:t>
+        <w:t xml:space="preserve">Тропар (г. 8): </w:t>
+      </w:r>
+      <w:r>
+        <w:rPr>
+          <w:rFonts w:ascii="Times New Roman" w:hAnsi="Times New Roman"/>
+          <w:sz w:val="24"/>
+        </w:rPr>
+        <w:t xml:space="preserve">З висоти зійшов Ти, Милосердний, * погребення прийняв Ти тридневне, * щоб нас визволити </w:t>
+      </w:r>
+      <w:r>
+        <w:rPr>
+          <w:rFonts w:ascii="Times New Roman" w:hAnsi="Times New Roman"/>
+          <w:sz w:val="24"/>
+        </w:rPr>
+        <w:t>від страстей. * Життя і воскресі</w:t>
+      </w:r>
+      <w:r>
+        <w:rPr>
+          <w:rFonts w:ascii="Times New Roman" w:hAnsi="Times New Roman"/>
+          <w:sz w:val="24"/>
+        </w:rPr>
+        <w:t>ння наше, * Господи, слава Тобі.</w:t>
       </w:r>
     </w:p>
     <w:p>
@@ -7128,14 +7177,28 @@
           <w:color w:val="FF0000"/>
           <w:sz w:val="24"/>
         </w:rPr>
-        <w:t>Тропар (г. 3):</w:t>
-      </w:r>
-      <w:r>
-        <w:rPr>
-          <w:rFonts w:ascii="Times New Roman" w:hAnsi="Times New Roman"/>
-          <w:sz w:val="24"/>
-        </w:rPr>
-        <w:t xml:space="preserve"> Нехай веселиться небесні, нехай радуються земнії, * бо сотворив владу рукою своєю Господь, * подолав смертю смерть, первенцем мертвих став, * з безодні аду ізбавив нас і подав світові велику милість.</w:t>
+        <w:t xml:space="preserve">Тропар (г. 8): </w:t>
+      </w:r>
+      <w:r>
+        <w:rPr>
+          <w:rFonts w:ascii="Times New Roman" w:hAnsi="Times New Roman"/>
+          <w:sz w:val="24"/>
+        </w:rPr>
+        <w:t xml:space="preserve">З висоти зійшов Ти, Милосердний, * погребення прийняв Ти тридневне, * щоб нас визволити </w:t>
+      </w:r>
+      <w:r>
+        <w:rPr>
+          <w:rFonts w:ascii="Times New Roman" w:hAnsi="Times New Roman"/>
+          <w:sz w:val="24"/>
+        </w:rPr>
+        <w:t>від страстей. * Життя і воскресі</w:t>
+      </w:r>
+      <w:r>
+        <w:rPr>
+          <w:rFonts w:ascii="Times New Roman" w:hAnsi="Times New Roman"/>
+          <w:sz w:val="24"/>
+        </w:rPr>
+        <w:t>ння наше, * Господи, слава Тобі.</w:t>
       </w:r>
     </w:p>
     <w:p>
@@ -7685,14 +7748,35 @@
           <w:color w:val="FF0000"/>
           <w:sz w:val="24"/>
         </w:rPr>
-        <w:t>Кондак (г. 3):</w:t>
-      </w:r>
-      <w:r>
-        <w:rPr>
-          <w:rFonts w:ascii="Times New Roman" w:hAnsi="Times New Roman"/>
-          <w:sz w:val="24"/>
-        </w:rPr>
-        <w:t xml:space="preserve"> Воскрес Ти днесь із гробу, Щедрий, * і нас возвів Ти із врат смертних, * днесь Адам ликує і радується Єва, * а разом пророки з патріархами неперестанно оспівують * божественну могутність влади Твоєї.</w:t>
+        <w:t>Кондак (г. 8):</w:t>
+      </w:r>
+      <w:r>
+        <w:rPr>
+          <w:rFonts w:ascii="Times New Roman" w:hAnsi="Times New Roman"/>
+          <w:sz w:val="24"/>
+        </w:rPr>
+        <w:t xml:space="preserve"> Воскресши</w:t>
+      </w:r>
+      <w:r>
+        <w:rPr>
+          <w:rFonts w:ascii="Times New Roman" w:hAnsi="Times New Roman"/>
+          <w:sz w:val="24"/>
+        </w:rPr>
+        <w:t xml:space="preserve"> з гробу, * умерлих воздвигнув Ти * і Адама воскресив Ти</w:t>
+      </w:r>
+      <w:r>
+        <w:rPr>
+          <w:rFonts w:ascii="Times New Roman" w:hAnsi="Times New Roman"/>
+          <w:sz w:val="24"/>
+        </w:rPr>
+        <w:t>, * і Єва ликує в твоїм воскресі</w:t>
+      </w:r>
+      <w:r>
+        <w:rPr>
+          <w:rFonts w:ascii="Times New Roman" w:hAnsi="Times New Roman"/>
+          <w:sz w:val="24"/>
+        </w:rPr>
+        <w:t>нні, * і світу кінці торжествують * востання Твоє, * Многомилостивий.</w:t>
       </w:r>
     </w:p>
     <w:p>
@@ -9649,14 +9733,28 @@
           <w:color w:val="FF0000"/>
           <w:sz w:val="24"/>
         </w:rPr>
-        <w:t>Тропар (г. 3):</w:t>
-      </w:r>
-      <w:r>
-        <w:rPr>
-          <w:rFonts w:ascii="Times New Roman" w:hAnsi="Times New Roman"/>
-          <w:sz w:val="24"/>
-        </w:rPr>
-        <w:t xml:space="preserve"> Нехай веселиться небесні, нехай радуються земнії, * бо сотворив владу рукою своєю Господь, * подолав смертю смерть, первенцем мертвих став, * з безодні аду ізбавив нас і подав світові велику милість.</w:t>
+        <w:t xml:space="preserve">Тропар (г. 8): </w:t>
+      </w:r>
+      <w:r>
+        <w:rPr>
+          <w:rFonts w:ascii="Times New Roman" w:hAnsi="Times New Roman"/>
+          <w:sz w:val="24"/>
+        </w:rPr>
+        <w:t xml:space="preserve">З висоти зійшов Ти, Милосердний, * погребення прийняв Ти тридневне, * щоб нас визволити </w:t>
+      </w:r>
+      <w:r>
+        <w:rPr>
+          <w:rFonts w:ascii="Times New Roman" w:hAnsi="Times New Roman"/>
+          <w:sz w:val="24"/>
+        </w:rPr>
+        <w:t>від страстей. * Життя і воскресі</w:t>
+      </w:r>
+      <w:r>
+        <w:rPr>
+          <w:rFonts w:ascii="Times New Roman" w:hAnsi="Times New Roman"/>
+          <w:sz w:val="24"/>
+        </w:rPr>
+        <w:t>ння наше, * Господи, слава Тобі.</w:t>
       </w:r>
     </w:p>
     <w:p>
